--- a/structure-files.docx
+++ b/structure-files.docx
@@ -47,7 +47,7 @@
           <w:sz w:val="28"/>
           <w:szCs w:val="28"/>
         </w:rPr>
-        <w:t xml:space="preserve">В директории models находятся два файла, которые описывают модели данных приложения. Каждый файл содержит data class и используется другими частями проекта для передачи данных между экранами и базой данных.</w:t>
+        <w:t xml:space="preserve">В директории models находятся два файла, которые описывают модели данных приложения. Каждый файл содержит data class и используется другими частями проекта для передачи данных между экранами и базой данных. Благодаря отдельной директории структура данных описана в одном месте, и при её изменении достаточно поправить только эти файлы.</w:t>
       </w:r>
     </w:p>
     <w:p>
@@ -140,37 +140,67 @@
           <w:sz w:val="28"/>
           <w:szCs w:val="28"/>
         </w:rPr>
-        <w:t xml:space="preserve">В этом файле описаны три поля: идентификатор пользователя (id), логин (login) и пароль (password). Поля соответствуют столбцам таблицы Users в базе данных SQLite.</w:t>
-      </w:r>
-    </w:p>
-    <w:p>
-      <w:pPr>
-        <w:spacing w:after="0" w:before="0" w:line="360"/>
-        <w:ind w:left="170" w:right="85" w:firstLine="709"/>
-        <w:jc w:val="both"/>
-      </w:pPr>
-      <w:r>
-        <w:rPr>
-          <w:rFonts w:ascii="Times New Roman" w:cs="Times New Roman" w:eastAsia="Times New Roman" w:hAnsi="Times New Roman"/>
-          <w:sz w:val="28"/>
-          <w:szCs w:val="28"/>
-        </w:rPr>
-        <w:t xml:space="preserve"/>
-      </w:r>
-    </w:p>
-    <w:p>
-      <w:pPr>
-        <w:spacing w:after="0" w:before="0" w:line="360"/>
-        <w:ind w:left="170" w:right="85" w:firstLine="709"/>
-        <w:jc w:val="both"/>
-      </w:pPr>
-      <w:r>
-        <w:rPr>
-          <w:rFonts w:ascii="Times New Roman" w:cs="Times New Roman" w:eastAsia="Times New Roman" w:hAnsi="Times New Roman"/>
-          <w:sz w:val="28"/>
-          <w:szCs w:val="28"/>
-        </w:rPr>
-        <w:t xml:space="preserve">Файл используется в UserDao для передачи данных о пользователе из базы данных, а также в LoginActivity при входе и регистрации.</w:t>
+        <w:t xml:space="preserve">В этом файле описаны три поля: идентификатор пользователя (id), логин (login) и пароль (password). Идентификатор имеет числовой тип и присваивается автоматически при создании записи в базе данных. Логин и пароль хранятся в виде строк. Поля соответствуют столбцам таблицы Users в базе данных SQLite.</w:t>
+      </w:r>
+    </w:p>
+    <w:p>
+      <w:pPr>
+        <w:spacing w:after="0" w:before="0" w:line="360"/>
+        <w:ind w:left="170" w:right="85" w:firstLine="709"/>
+        <w:jc w:val="both"/>
+      </w:pPr>
+      <w:r>
+        <w:rPr>
+          <w:rFonts w:ascii="Times New Roman" w:cs="Times New Roman" w:eastAsia="Times New Roman" w:hAnsi="Times New Roman"/>
+          <w:sz w:val="28"/>
+          <w:szCs w:val="28"/>
+        </w:rPr>
+        <w:t xml:space="preserve"/>
+      </w:r>
+    </w:p>
+    <w:p>
+      <w:pPr>
+        <w:spacing w:after="0" w:before="0" w:line="360"/>
+        <w:ind w:left="170" w:right="85" w:firstLine="709"/>
+        <w:jc w:val="both"/>
+      </w:pPr>
+      <w:r>
+        <w:rPr>
+          <w:rFonts w:ascii="Times New Roman" w:cs="Times New Roman" w:eastAsia="Times New Roman" w:hAnsi="Times New Roman"/>
+          <w:sz w:val="28"/>
+          <w:szCs w:val="28"/>
+        </w:rPr>
+        <w:t xml:space="preserve">Использование data class позволяет не писать вручную методы сравнения, копирования и вывода объекта в виде строки, так как Kotlin создаёт их автоматически.</w:t>
+      </w:r>
+    </w:p>
+    <w:p>
+      <w:pPr>
+        <w:spacing w:after="0" w:before="0" w:line="360"/>
+        <w:ind w:left="170" w:right="85" w:firstLine="709"/>
+        <w:jc w:val="both"/>
+      </w:pPr>
+      <w:r>
+        <w:rPr>
+          <w:rFonts w:ascii="Times New Roman" w:cs="Times New Roman" w:eastAsia="Times New Roman" w:hAnsi="Times New Roman"/>
+          <w:sz w:val="28"/>
+          <w:szCs w:val="28"/>
+        </w:rPr>
+        <w:t xml:space="preserve"/>
+      </w:r>
+    </w:p>
+    <w:p>
+      <w:pPr>
+        <w:spacing w:after="0" w:before="0" w:line="360"/>
+        <w:ind w:left="170" w:right="85" w:firstLine="709"/>
+        <w:jc w:val="both"/>
+      </w:pPr>
+      <w:r>
+        <w:rPr>
+          <w:rFonts w:ascii="Times New Roman" w:cs="Times New Roman" w:eastAsia="Times New Roman" w:hAnsi="Times New Roman"/>
+          <w:sz w:val="28"/>
+          <w:szCs w:val="28"/>
+        </w:rPr>
+        <w:t xml:space="preserve">Файл используется в UserDao для передачи данных о пользователе из базы данных, а также в LoginActivity при входе и регистрации. Кроме того, из объекта User берётся идентификатор, который сохраняется в SharedPreferences как признак текущей сессии.</w:t>
       </w:r>
     </w:p>
     <w:p>
@@ -263,7 +293,37 @@
           <w:sz w:val="28"/>
           <w:szCs w:val="28"/>
         </w:rPr>
-        <w:t xml:space="preserve">В этом файле описаны четыре поля: идентификатор заметки (id), идентификатор пользователя (userId), текст заметки (content) и дата создания (date). Поля соответствуют столбцам таблицы Notes в базе данных SQLite, а поле userId связывает заметку с её автором.</w:t>
+        <w:t xml:space="preserve">В этом файле описаны четыре поля: идентификатор заметки (id), идентификатор пользователя (userId), текст заметки (content) и дата создания (date). Поля соответствуют столбцам таблицы Notes в базе данных SQLite. Поле userId связывает заметку с её автором, поэтому каждый пользователь видит только свои записи.</w:t>
+      </w:r>
+    </w:p>
+    <w:p>
+      <w:pPr>
+        <w:spacing w:after="0" w:before="0" w:line="360"/>
+        <w:ind w:left="170" w:right="85" w:firstLine="709"/>
+        <w:jc w:val="both"/>
+      </w:pPr>
+      <w:r>
+        <w:rPr>
+          <w:rFonts w:ascii="Times New Roman" w:cs="Times New Roman" w:eastAsia="Times New Roman" w:hAnsi="Times New Roman"/>
+          <w:sz w:val="28"/>
+          <w:szCs w:val="28"/>
+        </w:rPr>
+        <w:t xml:space="preserve"/>
+      </w:r>
+    </w:p>
+    <w:p>
+      <w:pPr>
+        <w:spacing w:after="0" w:before="0" w:line="360"/>
+        <w:ind w:left="170" w:right="85" w:firstLine="709"/>
+        <w:jc w:val="both"/>
+      </w:pPr>
+      <w:r>
+        <w:rPr>
+          <w:rFonts w:ascii="Times New Roman" w:cs="Times New Roman" w:eastAsia="Times New Roman" w:hAnsi="Times New Roman"/>
+          <w:sz w:val="28"/>
+          <w:szCs w:val="28"/>
+        </w:rPr>
+        <w:t xml:space="preserve">Дата создания хранится в текстовом виде и записывается в момент сохранения заметки. Это позволяет показывать пользователю, когда был написан тот или иной текст.</w:t>
       </w:r>
     </w:p>
     <w:p>
@@ -326,37 +386,37 @@
           <w:sz w:val="28"/>
           <w:szCs w:val="28"/>
         </w:rPr>
-        <w:t xml:space="preserve">2. РАЗБОР ФАЙЛОВ ДЛЯ ДИРЕКТОРИИ UI/THEME</w:t>
-      </w:r>
-    </w:p>
-    <w:p>
-      <w:pPr>
-        <w:spacing w:after="0" w:before="0" w:line="360"/>
-        <w:ind w:left="170" w:right="85" w:firstLine="709"/>
-        <w:jc w:val="both"/>
-      </w:pPr>
-      <w:r>
-        <w:rPr>
-          <w:rFonts w:ascii="Times New Roman" w:cs="Times New Roman" w:eastAsia="Times New Roman" w:hAnsi="Times New Roman"/>
-          <w:sz w:val="28"/>
-          <w:szCs w:val="28"/>
-        </w:rPr>
-        <w:t xml:space="preserve"/>
-      </w:r>
-    </w:p>
-    <w:p>
-      <w:pPr>
-        <w:spacing w:after="0" w:before="0" w:line="360"/>
-        <w:ind w:left="170" w:right="85" w:firstLine="709"/>
-        <w:jc w:val="both"/>
-      </w:pPr>
-      <w:r>
-        <w:rPr>
-          <w:rFonts w:ascii="Times New Roman" w:cs="Times New Roman" w:eastAsia="Times New Roman" w:hAnsi="Times New Roman"/>
-          <w:sz w:val="28"/>
-          <w:szCs w:val="28"/>
-        </w:rPr>
-        <w:t xml:space="preserve">В директории ui/theme находятся три файла, которые отвечают за внешний вид приложения. Каждый файл описывает отдельную часть оформления, а вместе они задают единый стиль всех экранов.</w:t>
+        <w:t xml:space="preserve">2. РАЗБОР ФАЙЛОВ ДЛЯ ДИРЕКТОРИИ UITHEME</w:t>
+      </w:r>
+    </w:p>
+    <w:p>
+      <w:pPr>
+        <w:spacing w:after="0" w:before="0" w:line="360"/>
+        <w:ind w:left="170" w:right="85" w:firstLine="709"/>
+        <w:jc w:val="both"/>
+      </w:pPr>
+      <w:r>
+        <w:rPr>
+          <w:rFonts w:ascii="Times New Roman" w:cs="Times New Roman" w:eastAsia="Times New Roman" w:hAnsi="Times New Roman"/>
+          <w:sz w:val="28"/>
+          <w:szCs w:val="28"/>
+        </w:rPr>
+        <w:t xml:space="preserve"/>
+      </w:r>
+    </w:p>
+    <w:p>
+      <w:pPr>
+        <w:spacing w:after="0" w:before="0" w:line="360"/>
+        <w:ind w:left="170" w:right="85" w:firstLine="709"/>
+        <w:jc w:val="both"/>
+      </w:pPr>
+      <w:r>
+        <w:rPr>
+          <w:rFonts w:ascii="Times New Roman" w:cs="Times New Roman" w:eastAsia="Times New Roman" w:hAnsi="Times New Roman"/>
+          <w:sz w:val="28"/>
+          <w:szCs w:val="28"/>
+        </w:rPr>
+        <w:t xml:space="preserve">В директории uitheme находятся три файла, которые отвечают за внешний вид приложения. Каждый файл описывает отдельную часть оформления, а вместе они задают единый стиль всех экранов. Такое разделение позволяет менять цвета, шрифты и общую тему независимо друг от друга.</w:t>
       </w:r>
     </w:p>
     <w:p>
@@ -419,67 +479,67 @@
           <w:sz w:val="28"/>
           <w:szCs w:val="28"/>
         </w:rPr>
-        <w:t xml:space="preserve">Файл Color.kt расположен в директории ui/theme. Он содержит цветовую палитру приложения.</w:t>
-      </w:r>
-    </w:p>
-    <w:p>
-      <w:pPr>
-        <w:spacing w:after="0" w:before="0" w:line="360"/>
-        <w:ind w:left="170" w:right="85" w:firstLine="709"/>
-        <w:jc w:val="both"/>
-      </w:pPr>
-      <w:r>
-        <w:rPr>
-          <w:rFonts w:ascii="Times New Roman" w:cs="Times New Roman" w:eastAsia="Times New Roman" w:hAnsi="Times New Roman"/>
-          <w:sz w:val="28"/>
-          <w:szCs w:val="28"/>
-        </w:rPr>
-        <w:t xml:space="preserve"/>
-      </w:r>
-    </w:p>
-    <w:p>
-      <w:pPr>
-        <w:spacing w:after="0" w:before="0" w:line="360"/>
-        <w:ind w:left="170" w:right="85" w:firstLine="709"/>
-        <w:jc w:val="both"/>
-      </w:pPr>
-      <w:r>
-        <w:rPr>
-          <w:rFonts w:ascii="Times New Roman" w:cs="Times New Roman" w:eastAsia="Times New Roman" w:hAnsi="Times New Roman"/>
-          <w:sz w:val="28"/>
-          <w:szCs w:val="28"/>
-        </w:rPr>
-        <w:t xml:space="preserve">В этом файле объявлены основные цвета для светлой и тёмной тем оформления, а также дополнительные цвета, которые используются для кнопок, фона и текста.</w:t>
-      </w:r>
-    </w:p>
-    <w:p>
-      <w:pPr>
-        <w:spacing w:after="0" w:before="0" w:line="360"/>
-        <w:ind w:left="170" w:right="85" w:firstLine="709"/>
-        <w:jc w:val="both"/>
-      </w:pPr>
-      <w:r>
-        <w:rPr>
-          <w:rFonts w:ascii="Times New Roman" w:cs="Times New Roman" w:eastAsia="Times New Roman" w:hAnsi="Times New Roman"/>
-          <w:sz w:val="28"/>
-          <w:szCs w:val="28"/>
-        </w:rPr>
-        <w:t xml:space="preserve"/>
-      </w:r>
-    </w:p>
-    <w:p>
-      <w:pPr>
-        <w:spacing w:after="0" w:before="0" w:line="360"/>
-        <w:ind w:left="170" w:right="85" w:firstLine="709"/>
-        <w:jc w:val="both"/>
-      </w:pPr>
-      <w:r>
-        <w:rPr>
-          <w:rFonts w:ascii="Times New Roman" w:cs="Times New Roman" w:eastAsia="Times New Roman" w:hAnsi="Times New Roman"/>
-          <w:sz w:val="28"/>
-          <w:szCs w:val="28"/>
-        </w:rPr>
-        <w:t xml:space="preserve">Файл используется в Theme.kt для формирования цветовых схем.</w:t>
+        <w:t xml:space="preserve">Файл Color.kt расположен в директории uitheme. Он содержит цветовую палитру приложения.</w:t>
+      </w:r>
+    </w:p>
+    <w:p>
+      <w:pPr>
+        <w:spacing w:after="0" w:before="0" w:line="360"/>
+        <w:ind w:left="170" w:right="85" w:firstLine="709"/>
+        <w:jc w:val="both"/>
+      </w:pPr>
+      <w:r>
+        <w:rPr>
+          <w:rFonts w:ascii="Times New Roman" w:cs="Times New Roman" w:eastAsia="Times New Roman" w:hAnsi="Times New Roman"/>
+          <w:sz w:val="28"/>
+          <w:szCs w:val="28"/>
+        </w:rPr>
+        <w:t xml:space="preserve"/>
+      </w:r>
+    </w:p>
+    <w:p>
+      <w:pPr>
+        <w:spacing w:after="0" w:before="0" w:line="360"/>
+        <w:ind w:left="170" w:right="85" w:firstLine="709"/>
+        <w:jc w:val="both"/>
+      </w:pPr>
+      <w:r>
+        <w:rPr>
+          <w:rFonts w:ascii="Times New Roman" w:cs="Times New Roman" w:eastAsia="Times New Roman" w:hAnsi="Times New Roman"/>
+          <w:sz w:val="28"/>
+          <w:szCs w:val="28"/>
+        </w:rPr>
+        <w:t xml:space="preserve">В этом файле объявлены основные цвета для светлой и тёмной тем оформления, а также дополнительные цвета, которые используются для кнопок, фона, текста и сообщений об ошибках. Каждый цвет имеет собственное имя и задаётся шестнадцатеричным значением, поэтому его легко найти и заменить.</w:t>
+      </w:r>
+    </w:p>
+    <w:p>
+      <w:pPr>
+        <w:spacing w:after="0" w:before="0" w:line="360"/>
+        <w:ind w:left="170" w:right="85" w:firstLine="709"/>
+        <w:jc w:val="both"/>
+      </w:pPr>
+      <w:r>
+        <w:rPr>
+          <w:rFonts w:ascii="Times New Roman" w:cs="Times New Roman" w:eastAsia="Times New Roman" w:hAnsi="Times New Roman"/>
+          <w:sz w:val="28"/>
+          <w:szCs w:val="28"/>
+        </w:rPr>
+        <w:t xml:space="preserve"/>
+      </w:r>
+    </w:p>
+    <w:p>
+      <w:pPr>
+        <w:spacing w:after="0" w:before="0" w:line="360"/>
+        <w:ind w:left="170" w:right="85" w:firstLine="709"/>
+        <w:jc w:val="both"/>
+      </w:pPr>
+      <w:r>
+        <w:rPr>
+          <w:rFonts w:ascii="Times New Roman" w:cs="Times New Roman" w:eastAsia="Times New Roman" w:hAnsi="Times New Roman"/>
+          <w:sz w:val="28"/>
+          <w:szCs w:val="28"/>
+        </w:rPr>
+        <w:t xml:space="preserve">Файл используется в Theme.kt для формирования цветовых схем. Прямое указание цветов на экранах не применяется, что обеспечивает одинаковый вид всех элементов интерфейса.</w:t>
       </w:r>
     </w:p>
     <w:p>
@@ -542,67 +602,67 @@
           <w:sz w:val="28"/>
           <w:szCs w:val="28"/>
         </w:rPr>
-        <w:t xml:space="preserve">Файл Theme.kt расположен в директории ui/theme. Он задаёт общую тему приложения.</w:t>
-      </w:r>
-    </w:p>
-    <w:p>
-      <w:pPr>
-        <w:spacing w:after="0" w:before="0" w:line="360"/>
-        <w:ind w:left="170" w:right="85" w:firstLine="709"/>
-        <w:jc w:val="both"/>
-      </w:pPr>
-      <w:r>
-        <w:rPr>
-          <w:rFonts w:ascii="Times New Roman" w:cs="Times New Roman" w:eastAsia="Times New Roman" w:hAnsi="Times New Roman"/>
-          <w:sz w:val="28"/>
-          <w:szCs w:val="28"/>
-        </w:rPr>
-        <w:t xml:space="preserve"/>
-      </w:r>
-    </w:p>
-    <w:p>
-      <w:pPr>
-        <w:spacing w:after="0" w:before="0" w:line="360"/>
-        <w:ind w:left="170" w:right="85" w:firstLine="709"/>
-        <w:jc w:val="both"/>
-      </w:pPr>
-      <w:r>
-        <w:rPr>
-          <w:rFonts w:ascii="Times New Roman" w:cs="Times New Roman" w:eastAsia="Times New Roman" w:hAnsi="Times New Roman"/>
-          <w:sz w:val="28"/>
-          <w:szCs w:val="28"/>
-        </w:rPr>
-        <w:t xml:space="preserve">В этом файле объединяются цвета из Color.kt и шрифты из Type.kt, а также реализовано переключение между светлой и тёмной темой в зависимости от настроек устройства.</w:t>
-      </w:r>
-    </w:p>
-    <w:p>
-      <w:pPr>
-        <w:spacing w:after="0" w:before="0" w:line="360"/>
-        <w:ind w:left="170" w:right="85" w:firstLine="709"/>
-        <w:jc w:val="both"/>
-      </w:pPr>
-      <w:r>
-        <w:rPr>
-          <w:rFonts w:ascii="Times New Roman" w:cs="Times New Roman" w:eastAsia="Times New Roman" w:hAnsi="Times New Roman"/>
-          <w:sz w:val="28"/>
-          <w:szCs w:val="28"/>
-        </w:rPr>
-        <w:t xml:space="preserve"/>
-      </w:r>
-    </w:p>
-    <w:p>
-      <w:pPr>
-        <w:spacing w:after="0" w:before="0" w:line="360"/>
-        <w:ind w:left="170" w:right="85" w:firstLine="709"/>
-        <w:jc w:val="both"/>
-      </w:pPr>
-      <w:r>
-        <w:rPr>
-          <w:rFonts w:ascii="Times New Roman" w:cs="Times New Roman" w:eastAsia="Times New Roman" w:hAnsi="Times New Roman"/>
-          <w:sz w:val="28"/>
-          <w:szCs w:val="28"/>
-        </w:rPr>
-        <w:t xml:space="preserve">Файл используется в MainActivity и других экранах для применения единого оформления.</w:t>
+        <w:t xml:space="preserve">Файл Theme.kt расположен в директории uitheme. Он задаёт общую тему приложения.</w:t>
+      </w:r>
+    </w:p>
+    <w:p>
+      <w:pPr>
+        <w:spacing w:after="0" w:before="0" w:line="360"/>
+        <w:ind w:left="170" w:right="85" w:firstLine="709"/>
+        <w:jc w:val="both"/>
+      </w:pPr>
+      <w:r>
+        <w:rPr>
+          <w:rFonts w:ascii="Times New Roman" w:cs="Times New Roman" w:eastAsia="Times New Roman" w:hAnsi="Times New Roman"/>
+          <w:sz w:val="28"/>
+          <w:szCs w:val="28"/>
+        </w:rPr>
+        <w:t xml:space="preserve"/>
+      </w:r>
+    </w:p>
+    <w:p>
+      <w:pPr>
+        <w:spacing w:after="0" w:before="0" w:line="360"/>
+        <w:ind w:left="170" w:right="85" w:firstLine="709"/>
+        <w:jc w:val="both"/>
+      </w:pPr>
+      <w:r>
+        <w:rPr>
+          <w:rFonts w:ascii="Times New Roman" w:cs="Times New Roman" w:eastAsia="Times New Roman" w:hAnsi="Times New Roman"/>
+          <w:sz w:val="28"/>
+          <w:szCs w:val="28"/>
+        </w:rPr>
+        <w:t xml:space="preserve">В этом файле объединяются цвета из Color.kt и шрифты из Type.kt. Здесь же реализовано переключение между светлой и тёмной темой в зависимости от настроек устройства. Тема оформляется в виде отдельной функции, внутрь которой помещается содержимое экрана.</w:t>
+      </w:r>
+    </w:p>
+    <w:p>
+      <w:pPr>
+        <w:spacing w:after="0" w:before="0" w:line="360"/>
+        <w:ind w:left="170" w:right="85" w:firstLine="709"/>
+        <w:jc w:val="both"/>
+      </w:pPr>
+      <w:r>
+        <w:rPr>
+          <w:rFonts w:ascii="Times New Roman" w:cs="Times New Roman" w:eastAsia="Times New Roman" w:hAnsi="Times New Roman"/>
+          <w:sz w:val="28"/>
+          <w:szCs w:val="28"/>
+        </w:rPr>
+        <w:t xml:space="preserve"/>
+      </w:r>
+    </w:p>
+    <w:p>
+      <w:pPr>
+        <w:spacing w:after="0" w:before="0" w:line="360"/>
+        <w:ind w:left="170" w:right="85" w:firstLine="709"/>
+        <w:jc w:val="both"/>
+      </w:pPr>
+      <w:r>
+        <w:rPr>
+          <w:rFonts w:ascii="Times New Roman" w:cs="Times New Roman" w:eastAsia="Times New Roman" w:hAnsi="Times New Roman"/>
+          <w:sz w:val="28"/>
+          <w:szCs w:val="28"/>
+        </w:rPr>
+        <w:t xml:space="preserve">Файл используется в MainActivity и других экранах для применения единого оформления. Если нужно изменить внешний вид всего приложения, достаточно внести правки в этот файл.</w:t>
       </w:r>
     </w:p>
     <w:p>
@@ -665,37 +725,37 @@
           <w:sz w:val="28"/>
           <w:szCs w:val="28"/>
         </w:rPr>
-        <w:t xml:space="preserve">Файл Type.kt расположен в директории ui/theme. Он содержит настройки типографики приложения.</w:t>
-      </w:r>
-    </w:p>
-    <w:p>
-      <w:pPr>
-        <w:spacing w:after="0" w:before="0" w:line="360"/>
-        <w:ind w:left="170" w:right="85" w:firstLine="709"/>
-        <w:jc w:val="both"/>
-      </w:pPr>
-      <w:r>
-        <w:rPr>
-          <w:rFonts w:ascii="Times New Roman" w:cs="Times New Roman" w:eastAsia="Times New Roman" w:hAnsi="Times New Roman"/>
-          <w:sz w:val="28"/>
-          <w:szCs w:val="28"/>
-        </w:rPr>
-        <w:t xml:space="preserve"/>
-      </w:r>
-    </w:p>
-    <w:p>
-      <w:pPr>
-        <w:spacing w:after="0" w:before="0" w:line="360"/>
-        <w:ind w:left="170" w:right="85" w:firstLine="709"/>
-        <w:jc w:val="both"/>
-      </w:pPr>
-      <w:r>
-        <w:rPr>
-          <w:rFonts w:ascii="Times New Roman" w:cs="Times New Roman" w:eastAsia="Times New Roman" w:hAnsi="Times New Roman"/>
-          <w:sz w:val="28"/>
-          <w:szCs w:val="28"/>
-        </w:rPr>
-        <w:t xml:space="preserve">В этом файле заданы шрифты, размеры и начертания текста для заголовков, основного текста и подписей.</w:t>
+        <w:t xml:space="preserve">Файл Type.kt расположен в директории uitheme. Он содержит настройки типографики приложения.</w:t>
+      </w:r>
+    </w:p>
+    <w:p>
+      <w:pPr>
+        <w:spacing w:after="0" w:before="0" w:line="360"/>
+        <w:ind w:left="170" w:right="85" w:firstLine="709"/>
+        <w:jc w:val="both"/>
+      </w:pPr>
+      <w:r>
+        <w:rPr>
+          <w:rFonts w:ascii="Times New Roman" w:cs="Times New Roman" w:eastAsia="Times New Roman" w:hAnsi="Times New Roman"/>
+          <w:sz w:val="28"/>
+          <w:szCs w:val="28"/>
+        </w:rPr>
+        <w:t xml:space="preserve"/>
+      </w:r>
+    </w:p>
+    <w:p>
+      <w:pPr>
+        <w:spacing w:after="0" w:before="0" w:line="360"/>
+        <w:ind w:left="170" w:right="85" w:firstLine="709"/>
+        <w:jc w:val="both"/>
+      </w:pPr>
+      <w:r>
+        <w:rPr>
+          <w:rFonts w:ascii="Times New Roman" w:cs="Times New Roman" w:eastAsia="Times New Roman" w:hAnsi="Times New Roman"/>
+          <w:sz w:val="28"/>
+          <w:szCs w:val="28"/>
+        </w:rPr>
+        <w:t xml:space="preserve">В этом файле заданы шрифты, размеры и начертания текста для заголовков, основного текста и подписей. Для каждого вида текста указан свой размер и межстрочный интервал, что делает интерфейс аккуратным и читаемым.</w:t>
       </w:r>
     </w:p>
     <w:p>
@@ -788,7 +848,7 @@
           <w:sz w:val="28"/>
           <w:szCs w:val="28"/>
         </w:rPr>
-        <w:t xml:space="preserve">В директории utils находится один файл, который содержит вспомогательный класс для работы с файлами. Он не относится к конкретному экрану и используется разными частями проекта.</w:t>
+        <w:t xml:space="preserve">В директории utils находится один файл, который содержит вспомогательный класс для работы с файлами. Он не относится к конкретному экрану и используется разными частями проекта, поэтому вынесен в отдельную директорию.</w:t>
       </w:r>
     </w:p>
     <w:p>
@@ -881,7 +941,7 @@
           <w:sz w:val="28"/>
           <w:szCs w:val="28"/>
         </w:rPr>
-        <w:t xml:space="preserve">В этом файле реализованы метод чтения содержимого файла, метод записи текста в файл, метод создания нового файла с указанным именем и метод получения списка всех файлов.</w:t>
+        <w:t xml:space="preserve">В этом файле реализованы метод чтения содержимого файла, метод записи текста в файл, метод создания нового файла с указанным именем и метод получения списка всех файлов. Все операции выполняются в закрытой папке приложения, поэтому дополнительные разрешения на доступ к памяти не требуются. Если файл не найден или во время работы произошла ошибка, методы возвращают пустой результат, чтобы приложение не завершалось аварийно.</w:t>
       </w:r>
     </w:p>
     <w:p>
